--- a/01-提交文档/08-0-陈辰个人工作总结.docx
+++ b/01-提交文档/08-0-陈辰个人工作总结.docx
@@ -24,7 +24,7 @@
     </w:p>
     <w:p>
       <w:r>
-        <w:t>姓名：陈辰。学号：25230426。建议职责：组长与系统集成。本报告按项目工作包整理，提交前由本人核对实际参与内容、补充个人工作记录并确认贡献比例。</w:t>
+        <w:t>姓名：陈辰。学号：25230426。职责：组长与系统集成。本报告按项目工作包整理，提交前由本人核对实际参与内容、补充个人工作记录。个人贡献比例为 20%。</w:t>
       </w:r>
       <w:pPr>
         <w:snapToGrid w:val="0"/>
@@ -134,7 +134,7 @@
     </w:p>
     <w:p>
       <w:r>
-        <w:t>建议工作量比例：20%。实际贡献比例：____________。</w:t>
+        <w:t>个人贡献比例：20%。</w:t>
       </w:r>
       <w:pPr>
         <w:snapToGrid w:val="0"/>
